--- a/reports/Atreides_Technical_Report.docx
+++ b/reports/Atreides_Technical_Report.docx
@@ -62,7 +62,7 @@
     </w:p>
     <w:p>
       <w:pPr>
-        <w:spacing w:after="1600"/>
+        <w:spacing w:after="240"/>
         <w:jc w:val="center"/>
       </w:pPr>
       <w:r>
@@ -73,6 +73,50 @@
         </w:rPr>
         <w:t xml:space="preserve">48,601,782 taxi trips · April 2025 – March 2026</w:t>
       </w:r>
+    </w:p>
+    <w:p>
+      <w:pPr>
+        <w:spacing w:after="60"/>
+        <w:jc w:val="center"/>
+      </w:pPr>
+      <w:r>
+        <w:rPr>
+          <w:color w:val="595959"/>
+          <w:sz w:val="21"/>
+          <w:szCs w:val="21"/>
+        </w:rPr>
+        <w:t xml:space="preserve">Live system: </w:t>
+      </w:r>
+      <w:hyperlink w:history="1" r:id="rIdvhvuxrw7h7mxmtcavmb3k">
+        <w:r>
+          <w:rPr>
+            <w:rStyle w:val="Hyperlink"/>
+          </w:rPr>
+          <w:t xml:space="preserve">atreides-datathon.duckdns.org</w:t>
+        </w:r>
+      </w:hyperlink>
+    </w:p>
+    <w:p>
+      <w:pPr>
+        <w:spacing w:after="1300"/>
+        <w:jc w:val="center"/>
+      </w:pPr>
+      <w:r>
+        <w:rPr>
+          <w:color w:val="595959"/>
+          <w:sz w:val="21"/>
+          <w:szCs w:val="21"/>
+        </w:rPr>
+        <w:t xml:space="preserve">Source code: </w:t>
+      </w:r>
+      <w:hyperlink w:history="1" r:id="rIdblhbravjvn-wjfhapzylp">
+        <w:r>
+          <w:rPr>
+            <w:rStyle w:val="Hyperlink"/>
+          </w:rPr>
+          <w:t xml:space="preserve">github.com/CJChANu/Atreides_CodefestDatathon2026</w:t>
+        </w:r>
+      </w:hyperlink>
     </w:p>
     <w:tbl>
       <w:tblPr>
@@ -11670,7 +11714,7 @@
       <w:r>
         <w:drawing>
           <wp:inline distT="0" distB="0" distL="0" distR="0">
-            <wp:extent cx="6096000" cy="2838450"/>
+            <wp:extent cx="6096000" cy="2371725"/>
             <wp:effectExtent t="0" r="0" b="0" l="0"/>
             <wp:docPr id="1" name="" descr="" title=""/>
             <wp:cNvGraphicFramePr>
@@ -11695,7 +11739,7 @@
                   <pic:spPr bwMode="auto">
                     <a:xfrm>
                       <a:off x="0" y="0"/>
-                      <a:ext cx="6096000" cy="2838450"/>
+                      <a:ext cx="6096000" cy="2371725"/>
                     </a:xfrm>
                     <a:prstGeom prst="rect">
                       <a:avLst/>
@@ -12174,6 +12218,326 @@
           <w:szCs w:val="18"/>
         </w:rPr>
         <w:t xml:space="preserve">Figure 9 — Assistant web chat with suggested questions; each answer shows its SQL and result table.</w:t>
+      </w:r>
+    </w:p>
+    <w:p>
+      <w:pPr>
+        <w:pStyle w:val="Heading2"/>
+      </w:pPr>
+      <w:r>
+        <w:t xml:space="preserve">8.3 Live deployment</w:t>
+      </w:r>
+    </w:p>
+    <w:p>
+      <w:pPr>
+        <w:spacing w:after="100" w:line="264"/>
+      </w:pPr>
+      <w:r>
+        <w:t xml:space="preserve">Both bonus tracks run as a hosted service, not just as local files. A small Ubuntu 24.04 VPS serves the dashboard as a static page through nginx, while the assistant runs as a hardened systemd service (unprivileged user, read-only view of its own directory) bound to localhost behind the proxy. Every visitor gets an isolated conversation; the API is rate-limited per session and per IP.</w:t>
+      </w:r>
+    </w:p>
+    <w:tbl>
+      <w:tblPr>
+        <w:tblW w:type="dxa" w:w="9638"/>
+        <w:tblBorders>
+          <w:top w:val="single" w:color="auto" w:sz="4"/>
+          <w:left w:val="single" w:color="auto" w:sz="4"/>
+          <w:bottom w:val="single" w:color="auto" w:sz="4"/>
+          <w:right w:val="single" w:color="auto" w:sz="4"/>
+          <w:insideH w:val="single" w:color="auto" w:sz="4"/>
+          <w:insideV w:val="single" w:color="auto" w:sz="4"/>
+        </w:tblBorders>
+      </w:tblPr>
+      <w:tblGrid>
+        <w:gridCol w:w="3400"/>
+        <w:gridCol w:w="6238"/>
+      </w:tblGrid>
+      <w:tr>
+        <w:trPr>
+          <w:tblHeader/>
+        </w:trPr>
+        <w:tc>
+          <w:tcPr>
+            <w:tcW w:type="dxa" w:w="3400"/>
+            <w:tcBorders>
+              <w:top w:val="single" w:color="BFBFBF" w:sz="4"/>
+              <w:left w:val="single" w:color="BFBFBF" w:sz="4"/>
+              <w:bottom w:val="single" w:color="BFBFBF" w:sz="4"/>
+              <w:right w:val="single" w:color="BFBFBF" w:sz="4"/>
+            </w:tcBorders>
+            <w:shd w:fill="1F3864" w:val="clear"/>
+            <w:tcMar>
+              <w:top w:type="dxa" w:w="50"/>
+              <w:left w:type="dxa" w:w="90"/>
+              <w:bottom w:type="dxa" w:w="50"/>
+              <w:right w:type="dxa" w:w="90"/>
+            </w:tcMar>
+          </w:tcPr>
+          <w:p>
+            <w:r>
+              <w:rPr>
+                <w:b/>
+                <w:bCs/>
+                <w:color w:val="FFFFFF"/>
+                <w:sz w:val="17"/>
+                <w:szCs w:val="17"/>
+              </w:rPr>
+              <w:t xml:space="preserve">What</w:t>
+            </w:r>
+          </w:p>
+        </w:tc>
+        <w:tc>
+          <w:tcPr>
+            <w:tcW w:type="dxa" w:w="6238"/>
+            <w:tcBorders>
+              <w:top w:val="single" w:color="BFBFBF" w:sz="4"/>
+              <w:left w:val="single" w:color="BFBFBF" w:sz="4"/>
+              <w:bottom w:val="single" w:color="BFBFBF" w:sz="4"/>
+              <w:right w:val="single" w:color="BFBFBF" w:sz="4"/>
+            </w:tcBorders>
+            <w:shd w:fill="1F3864" w:val="clear"/>
+            <w:tcMar>
+              <w:top w:type="dxa" w:w="50"/>
+              <w:left w:type="dxa" w:w="90"/>
+              <w:bottom w:type="dxa" w:w="50"/>
+              <w:right w:type="dxa" w:w="90"/>
+            </w:tcMar>
+          </w:tcPr>
+          <w:p>
+            <w:r>
+              <w:rPr>
+                <w:b/>
+                <w:bCs/>
+                <w:color w:val="FFFFFF"/>
+                <w:sz w:val="17"/>
+                <w:szCs w:val="17"/>
+              </w:rPr>
+              <w:t xml:space="preserve">Address</w:t>
+            </w:r>
+          </w:p>
+        </w:tc>
+      </w:tr>
+      <w:tr>
+        <w:tc>
+          <w:tcPr>
+            <w:tcW w:type="dxa" w:w="3400"/>
+            <w:tcBorders>
+              <w:top w:val="single" w:color="BFBFBF" w:sz="4"/>
+              <w:left w:val="single" w:color="BFBFBF" w:sz="4"/>
+              <w:bottom w:val="single" w:color="BFBFBF" w:sz="4"/>
+              <w:right w:val="single" w:color="BFBFBF" w:sz="4"/>
+            </w:tcBorders>
+            <w:tcMar>
+              <w:top w:type="dxa" w:w="50"/>
+              <w:left w:type="dxa" w:w="90"/>
+              <w:bottom w:type="dxa" w:w="50"/>
+              <w:right w:type="dxa" w:w="90"/>
+            </w:tcMar>
+          </w:tcPr>
+          <w:p>
+            <w:r>
+              <w:rPr>
+                <w:b w:val="false"/>
+                <w:bCs w:val="false"/>
+                <w:color w:val="000000"/>
+                <w:sz w:val="17"/>
+                <w:szCs w:val="17"/>
+              </w:rPr>
+              <w:t xml:space="preserve">Business dashboard (Track 6)</w:t>
+            </w:r>
+          </w:p>
+        </w:tc>
+        <w:tc>
+          <w:tcPr>
+            <w:tcW w:type="dxa" w:w="6238"/>
+            <w:tcBorders>
+              <w:top w:val="single" w:color="BFBFBF" w:sz="4"/>
+              <w:left w:val="single" w:color="BFBFBF" w:sz="4"/>
+              <w:bottom w:val="single" w:color="BFBFBF" w:sz="4"/>
+              <w:right w:val="single" w:color="BFBFBF" w:sz="4"/>
+            </w:tcBorders>
+            <w:tcMar>
+              <w:top w:type="dxa" w:w="50"/>
+              <w:left w:type="dxa" w:w="90"/>
+              <w:bottom w:type="dxa" w:w="50"/>
+              <w:right w:type="dxa" w:w="90"/>
+            </w:tcMar>
+          </w:tcPr>
+          <w:p>
+            <w:r>
+              <w:rPr>
+                <w:b w:val="false"/>
+                <w:bCs w:val="false"/>
+                <w:color w:val="000000"/>
+                <w:sz w:val="17"/>
+                <w:szCs w:val="17"/>
+              </w:rPr>
+              <w:t xml:space="preserve">atreides-datathon.duckdns.org</w:t>
+            </w:r>
+          </w:p>
+        </w:tc>
+      </w:tr>
+      <w:tr>
+        <w:tc>
+          <w:tcPr>
+            <w:tcW w:type="dxa" w:w="3400"/>
+            <w:tcBorders>
+              <w:top w:val="single" w:color="BFBFBF" w:sz="4"/>
+              <w:left w:val="single" w:color="BFBFBF" w:sz="4"/>
+              <w:bottom w:val="single" w:color="BFBFBF" w:sz="4"/>
+              <w:right w:val="single" w:color="BFBFBF" w:sz="4"/>
+            </w:tcBorders>
+            <w:tcMar>
+              <w:top w:type="dxa" w:w="50"/>
+              <w:left w:type="dxa" w:w="90"/>
+              <w:bottom w:type="dxa" w:w="50"/>
+              <w:right w:type="dxa" w:w="90"/>
+            </w:tcMar>
+          </w:tcPr>
+          <w:p>
+            <w:r>
+              <w:rPr>
+                <w:b w:val="false"/>
+                <w:bCs w:val="false"/>
+                <w:color w:val="000000"/>
+                <w:sz w:val="17"/>
+                <w:szCs w:val="17"/>
+              </w:rPr>
+              <w:t xml:space="preserve">Mobility assistant (Track 5)</w:t>
+            </w:r>
+          </w:p>
+        </w:tc>
+        <w:tc>
+          <w:tcPr>
+            <w:tcW w:type="dxa" w:w="6238"/>
+            <w:tcBorders>
+              <w:top w:val="single" w:color="BFBFBF" w:sz="4"/>
+              <w:left w:val="single" w:color="BFBFBF" w:sz="4"/>
+              <w:bottom w:val="single" w:color="BFBFBF" w:sz="4"/>
+              <w:right w:val="single" w:color="BFBFBF" w:sz="4"/>
+            </w:tcBorders>
+            <w:tcMar>
+              <w:top w:type="dxa" w:w="50"/>
+              <w:left w:type="dxa" w:w="90"/>
+              <w:bottom w:type="dxa" w:w="50"/>
+              <w:right w:type="dxa" w:w="90"/>
+            </w:tcMar>
+          </w:tcPr>
+          <w:p>
+            <w:r>
+              <w:rPr>
+                <w:b w:val="false"/>
+                <w:bCs w:val="false"/>
+                <w:color w:val="000000"/>
+                <w:sz w:val="17"/>
+                <w:szCs w:val="17"/>
+              </w:rPr>
+              <w:t xml:space="preserve">atreides-datathon.duckdns.org/assistant</w:t>
+            </w:r>
+          </w:p>
+        </w:tc>
+      </w:tr>
+      <w:tr>
+        <w:tc>
+          <w:tcPr>
+            <w:tcW w:type="dxa" w:w="3400"/>
+            <w:tcBorders>
+              <w:top w:val="single" w:color="BFBFBF" w:sz="4"/>
+              <w:left w:val="single" w:color="BFBFBF" w:sz="4"/>
+              <w:bottom w:val="single" w:color="BFBFBF" w:sz="4"/>
+              <w:right w:val="single" w:color="BFBFBF" w:sz="4"/>
+            </w:tcBorders>
+            <w:tcMar>
+              <w:top w:type="dxa" w:w="50"/>
+              <w:left w:type="dxa" w:w="90"/>
+              <w:bottom w:type="dxa" w:w="50"/>
+              <w:right w:type="dxa" w:w="90"/>
+            </w:tcMar>
+          </w:tcPr>
+          <w:p>
+            <w:r>
+              <w:rPr>
+                <w:b w:val="false"/>
+                <w:bCs w:val="false"/>
+                <w:color w:val="000000"/>
+                <w:sz w:val="17"/>
+                <w:szCs w:val="17"/>
+              </w:rPr>
+              <w:t xml:space="preserve">Source code and full history</w:t>
+            </w:r>
+          </w:p>
+        </w:tc>
+        <w:tc>
+          <w:tcPr>
+            <w:tcW w:type="dxa" w:w="6238"/>
+            <w:tcBorders>
+              <w:top w:val="single" w:color="BFBFBF" w:sz="4"/>
+              <w:left w:val="single" w:color="BFBFBF" w:sz="4"/>
+              <w:bottom w:val="single" w:color="BFBFBF" w:sz="4"/>
+              <w:right w:val="single" w:color="BFBFBF" w:sz="4"/>
+            </w:tcBorders>
+            <w:tcMar>
+              <w:top w:type="dxa" w:w="50"/>
+              <w:left w:type="dxa" w:w="90"/>
+              <w:bottom w:type="dxa" w:w="50"/>
+              <w:right w:type="dxa" w:w="90"/>
+            </w:tcMar>
+          </w:tcPr>
+          <w:p>
+            <w:r>
+              <w:rPr>
+                <w:b w:val="false"/>
+                <w:bCs w:val="false"/>
+                <w:color w:val="000000"/>
+                <w:sz w:val="17"/>
+                <w:szCs w:val="17"/>
+              </w:rPr>
+              <w:t xml:space="preserve">github.com/CJChANu/Atreides_CodefestDatathon2026</w:t>
+            </w:r>
+          </w:p>
+        </w:tc>
+      </w:tr>
+    </w:tbl>
+    <w:p>
+      <w:pPr>
+        <w:spacing w:after="120"/>
+      </w:pPr>
+      <w:r>
+        <w:t xml:space="preserve">Live: </w:t>
+      </w:r>
+      <w:hyperlink w:history="1" r:id="rIdhx_9_7wtxgoefpgtswfyj">
+        <w:r>
+          <w:rPr>
+            <w:rStyle w:val="Hyperlink"/>
+          </w:rPr>
+          <w:t xml:space="preserve">http://atreides-datathon.duckdns.org</w:t>
+        </w:r>
+      </w:hyperlink>
+      <w:r>
+        <w:t xml:space="preserve">   ·   Source: </w:t>
+      </w:r>
+      <w:hyperlink w:history="1" r:id="rId1y0gn5gg8yw8q4ahjhnyn">
+        <w:r>
+          <w:rPr>
+            <w:rStyle w:val="Hyperlink"/>
+          </w:rPr>
+          <w:t xml:space="preserve">https://github.com/CJChANu/Atreides_CodefestDatathon2026</w:t>
+        </w:r>
+      </w:hyperlink>
+    </w:p>
+    <w:p>
+      <w:pPr>
+        <w:spacing w:after="100" w:line="264"/>
+      </w:pPr>
+      <w:r>
+        <w:rPr>
+          <w:b/>
+          <w:bCs/>
+        </w:rPr>
+        <w:t xml:space="preserve">Engine and cost. </w:t>
+      </w:r>
+      <w:r>
+        <w:t xml:space="preserve">The assistant is provider-agnostic: it uses Claude when an Anthropic key is present, any OpenAI-compatible endpoint when one is configured (it currently runs on a free OpenRouter model), and otherwise its own offline rule-based engine. A model that answers with figures without querying the warehouse is rejected and the offline engine responds instead, so no number reaches the reader without SQL behind it.</w:t>
       </w:r>
     </w:p>
     <w:sectPr>
